--- a/Отчет_ЛР2_СироткинАМ_СКБ231.docx
+++ b/Отчет_ЛР2_СироткинАМ_СКБ231.docx
@@ -13,7 +13,7 @@
       </w:r>
       <w:r>
         <w:rPr>
-          <w:rFonts w:eastAsia="ＭＳ ゴシック" w:cs="" w:ascii="Calibri" w:hAnsi="Calibri" w:asciiTheme="majorHAnsi" w:cstheme="majorBidi" w:eastAsiaTheme="majorEastAsia" w:hAnsiTheme="majorHAnsi"/>
+          <w:rFonts w:eastAsia="" w:cs="" w:ascii="Calibri" w:hAnsi="Calibri" w:asciiTheme="majorHAnsi" w:cstheme="majorBidi" w:eastAsiaTheme="majorEastAsia" w:hAnsiTheme="majorHAnsi"/>
           <w:b/>
           <w:bCs/>
           <w:color w:themeColor="accent1" w:themeShade="bf" w:val="365F91"/>
@@ -133,6 +133,7 @@
             <w:pPr>
               <w:pStyle w:val="Normal"/>
               <w:widowControl/>
+              <w:suppressAutoHyphens w:val="true"/>
               <w:spacing w:lineRule="auto" w:line="240" w:before="0" w:after="0"/>
               <w:jc w:val="start"/>
               <w:rPr>
@@ -164,6 +165,7 @@
             <w:pPr>
               <w:pStyle w:val="Normal"/>
               <w:widowControl/>
+              <w:suppressAutoHyphens w:val="true"/>
               <w:spacing w:lineRule="auto" w:line="240" w:before="0" w:after="0"/>
               <w:jc w:val="start"/>
               <w:rPr>
@@ -198,6 +200,7 @@
             <w:pPr>
               <w:pStyle w:val="Normal"/>
               <w:widowControl/>
+              <w:suppressAutoHyphens w:val="true"/>
               <w:spacing w:lineRule="auto" w:line="240" w:before="0" w:after="0"/>
               <w:jc w:val="start"/>
               <w:rPr>
@@ -229,6 +232,7 @@
             <w:pPr>
               <w:pStyle w:val="Normal"/>
               <w:widowControl/>
+              <w:suppressAutoHyphens w:val="true"/>
               <w:spacing w:lineRule="auto" w:line="240" w:before="0" w:after="0"/>
               <w:jc w:val="start"/>
               <w:rPr>
@@ -263,6 +267,7 @@
             <w:pPr>
               <w:pStyle w:val="Normal"/>
               <w:widowControl/>
+              <w:suppressAutoHyphens w:val="true"/>
               <w:spacing w:lineRule="auto" w:line="240" w:before="0" w:after="0"/>
               <w:jc w:val="start"/>
               <w:rPr>
@@ -294,6 +299,7 @@
             <w:pPr>
               <w:pStyle w:val="Normal"/>
               <w:widowControl/>
+              <w:suppressAutoHyphens w:val="true"/>
               <w:spacing w:lineRule="auto" w:line="240" w:before="0" w:after="0"/>
               <w:jc w:val="start"/>
               <w:rPr>
@@ -328,6 +334,7 @@
             <w:pPr>
               <w:pStyle w:val="Normal"/>
               <w:widowControl/>
+              <w:suppressAutoHyphens w:val="true"/>
               <w:spacing w:lineRule="auto" w:line="240" w:before="0" w:after="0"/>
               <w:jc w:val="start"/>
               <w:rPr>
@@ -359,6 +366,7 @@
             <w:pPr>
               <w:pStyle w:val="Normal"/>
               <w:widowControl/>
+              <w:suppressAutoHyphens w:val="true"/>
               <w:spacing w:lineRule="auto" w:line="240" w:before="0" w:after="0"/>
               <w:jc w:val="start"/>
               <w:rPr>
@@ -393,6 +401,7 @@
             <w:pPr>
               <w:pStyle w:val="Normal"/>
               <w:widowControl/>
+              <w:suppressAutoHyphens w:val="true"/>
               <w:spacing w:lineRule="auto" w:line="240" w:before="0" w:after="0"/>
               <w:jc w:val="start"/>
               <w:rPr>
@@ -424,6 +433,7 @@
             <w:pPr>
               <w:pStyle w:val="Normal"/>
               <w:widowControl/>
+              <w:suppressAutoHyphens w:val="true"/>
               <w:spacing w:lineRule="auto" w:line="240" w:before="0" w:after="0"/>
               <w:jc w:val="start"/>
               <w:rPr>
@@ -458,6 +468,7 @@
             <w:pPr>
               <w:pStyle w:val="Normal"/>
               <w:widowControl/>
+              <w:suppressAutoHyphens w:val="true"/>
               <w:spacing w:lineRule="auto" w:line="240" w:before="0" w:after="0"/>
               <w:jc w:val="start"/>
               <w:rPr>
@@ -489,6 +500,7 @@
             <w:pPr>
               <w:pStyle w:val="Normal"/>
               <w:widowControl/>
+              <w:suppressAutoHyphens w:val="true"/>
               <w:spacing w:lineRule="auto" w:line="240" w:before="0" w:after="0"/>
               <w:jc w:val="start"/>
               <w:rPr>
@@ -748,6 +760,7 @@
             <w:pPr>
               <w:pStyle w:val="Normal"/>
               <w:widowControl/>
+              <w:suppressAutoHyphens w:val="true"/>
               <w:spacing w:lineRule="auto" w:line="240" w:before="0" w:after="0"/>
               <w:jc w:val="start"/>
               <w:rPr>
@@ -779,6 +792,7 @@
             <w:pPr>
               <w:pStyle w:val="Normal"/>
               <w:widowControl/>
+              <w:suppressAutoHyphens w:val="true"/>
               <w:spacing w:lineRule="auto" w:line="240" w:before="0" w:after="0"/>
               <w:jc w:val="start"/>
               <w:rPr>
@@ -813,6 +827,7 @@
             <w:pPr>
               <w:pStyle w:val="Normal"/>
               <w:widowControl/>
+              <w:suppressAutoHyphens w:val="true"/>
               <w:spacing w:lineRule="auto" w:line="240" w:before="0" w:after="0"/>
               <w:jc w:val="start"/>
               <w:rPr>
@@ -844,6 +859,7 @@
             <w:pPr>
               <w:pStyle w:val="Normal"/>
               <w:widowControl/>
+              <w:suppressAutoHyphens w:val="true"/>
               <w:spacing w:lineRule="auto" w:line="240" w:before="0" w:after="0"/>
               <w:jc w:val="start"/>
               <w:rPr>
@@ -878,6 +894,7 @@
             <w:pPr>
               <w:pStyle w:val="Normal"/>
               <w:widowControl/>
+              <w:suppressAutoHyphens w:val="true"/>
               <w:spacing w:lineRule="auto" w:line="240" w:before="0" w:after="0"/>
               <w:jc w:val="start"/>
               <w:rPr>
@@ -909,6 +926,7 @@
             <w:pPr>
               <w:pStyle w:val="Normal"/>
               <w:widowControl/>
+              <w:suppressAutoHyphens w:val="true"/>
               <w:spacing w:lineRule="auto" w:line="240" w:before="0" w:after="0"/>
               <w:jc w:val="start"/>
               <w:rPr>
@@ -943,6 +961,7 @@
             <w:pPr>
               <w:pStyle w:val="Normal"/>
               <w:widowControl/>
+              <w:suppressAutoHyphens w:val="true"/>
               <w:spacing w:lineRule="auto" w:line="240" w:before="0" w:after="0"/>
               <w:jc w:val="start"/>
               <w:rPr>
@@ -974,6 +993,7 @@
             <w:pPr>
               <w:pStyle w:val="Normal"/>
               <w:widowControl/>
+              <w:suppressAutoHyphens w:val="true"/>
               <w:spacing w:lineRule="auto" w:line="240" w:before="0" w:after="0"/>
               <w:jc w:val="start"/>
               <w:rPr>
@@ -1008,6 +1028,7 @@
             <w:pPr>
               <w:pStyle w:val="Normal"/>
               <w:widowControl/>
+              <w:suppressAutoHyphens w:val="true"/>
               <w:spacing w:lineRule="auto" w:line="240" w:before="0" w:after="0"/>
               <w:jc w:val="start"/>
               <w:rPr>
@@ -1039,6 +1060,7 @@
             <w:pPr>
               <w:pStyle w:val="Normal"/>
               <w:widowControl/>
+              <w:suppressAutoHyphens w:val="true"/>
               <w:spacing w:lineRule="auto" w:line="240" w:before="0" w:after="0"/>
               <w:jc w:val="start"/>
               <w:rPr>
@@ -1073,6 +1095,7 @@
             <w:pPr>
               <w:pStyle w:val="Normal"/>
               <w:widowControl/>
+              <w:suppressAutoHyphens w:val="true"/>
               <w:spacing w:lineRule="auto" w:line="240" w:before="0" w:after="0"/>
               <w:jc w:val="start"/>
               <w:rPr>
@@ -1104,6 +1127,7 @@
             <w:pPr>
               <w:pStyle w:val="Normal"/>
               <w:widowControl/>
+              <w:suppressAutoHyphens w:val="true"/>
               <w:spacing w:lineRule="auto" w:line="240" w:before="0" w:after="0"/>
               <w:jc w:val="start"/>
               <w:rPr>
@@ -1177,6 +1201,7 @@
             <w:pPr>
               <w:pStyle w:val="Normal"/>
               <w:widowControl/>
+              <w:suppressAutoHyphens w:val="true"/>
               <w:spacing w:lineRule="auto" w:line="240" w:before="0" w:after="0"/>
               <w:jc w:val="start"/>
               <w:rPr>
@@ -1208,6 +1233,7 @@
             <w:pPr>
               <w:pStyle w:val="Normal"/>
               <w:widowControl/>
+              <w:suppressAutoHyphens w:val="true"/>
               <w:spacing w:lineRule="auto" w:line="240" w:before="0" w:after="0"/>
               <w:jc w:val="start"/>
               <w:rPr>
@@ -1242,6 +1268,7 @@
             <w:pPr>
               <w:pStyle w:val="Normal"/>
               <w:widowControl/>
+              <w:suppressAutoHyphens w:val="true"/>
               <w:spacing w:lineRule="auto" w:line="240" w:before="0" w:after="0"/>
               <w:jc w:val="start"/>
               <w:rPr>
@@ -1273,6 +1300,7 @@
             <w:pPr>
               <w:pStyle w:val="Normal"/>
               <w:widowControl/>
+              <w:suppressAutoHyphens w:val="true"/>
               <w:spacing w:lineRule="auto" w:line="240" w:before="0" w:after="0"/>
               <w:jc w:val="start"/>
               <w:rPr>
@@ -1307,6 +1335,7 @@
             <w:pPr>
               <w:pStyle w:val="Normal"/>
               <w:widowControl/>
+              <w:suppressAutoHyphens w:val="true"/>
               <w:spacing w:lineRule="auto" w:line="240" w:before="0" w:after="0"/>
               <w:jc w:val="start"/>
               <w:rPr>
@@ -1338,6 +1367,7 @@
             <w:pPr>
               <w:pStyle w:val="Normal"/>
               <w:widowControl/>
+              <w:suppressAutoHyphens w:val="true"/>
               <w:spacing w:lineRule="auto" w:line="240" w:before="0" w:after="0"/>
               <w:jc w:val="start"/>
               <w:rPr>
@@ -1372,6 +1402,7 @@
             <w:pPr>
               <w:pStyle w:val="Normal"/>
               <w:widowControl/>
+              <w:suppressAutoHyphens w:val="true"/>
               <w:spacing w:lineRule="auto" w:line="240" w:before="0" w:after="0"/>
               <w:jc w:val="start"/>
               <w:rPr>
@@ -1403,6 +1434,7 @@
             <w:pPr>
               <w:pStyle w:val="Normal"/>
               <w:widowControl/>
+              <w:suppressAutoHyphens w:val="true"/>
               <w:spacing w:lineRule="auto" w:line="240" w:before="0" w:after="0"/>
               <w:jc w:val="start"/>
               <w:rPr>
@@ -1437,6 +1469,7 @@
             <w:pPr>
               <w:pStyle w:val="Normal"/>
               <w:widowControl/>
+              <w:suppressAutoHyphens w:val="true"/>
               <w:spacing w:lineRule="auto" w:line="240" w:before="0" w:after="0"/>
               <w:jc w:val="start"/>
               <w:rPr>
@@ -1468,6 +1501,7 @@
             <w:pPr>
               <w:pStyle w:val="Normal"/>
               <w:widowControl/>
+              <w:suppressAutoHyphens w:val="true"/>
               <w:spacing w:lineRule="auto" w:line="240" w:before="0" w:after="0"/>
               <w:jc w:val="start"/>
               <w:rPr>
@@ -1648,8 +1682,23 @@
       </w:pPr>
       <w:r>
         <w:rPr/>
-        <w:t>HTML-документация: `docs/html/index.html`.</w:t>
+        <w:t>C</w:t>
       </w:r>
+      <w:r>
+        <w:rPr>
+          <w:lang w:val="ru-RU"/>
+        </w:rPr>
+        <w:t xml:space="preserve">сылка на </w:t>
+      </w:r>
+      <w:hyperlink r:id="rId2">
+        <w:r>
+          <w:rPr>
+            <w:rStyle w:val="Hyperlink"/>
+            <w:lang w:val="en-US"/>
+          </w:rPr>
+          <w:t>GitHub</w:t>
+        </w:r>
+      </w:hyperlink>
     </w:p>
     <w:p>
       <w:pPr>
@@ -1663,20 +1712,7 @@
       <w:r>
         <w:rPr/>
         <w:t>Doxygen-конфигурация: `Doxyfile`.</w:t>
-      </w:r>
-    </w:p>
-    <w:p>
-      <w:pPr>
-        <w:pStyle w:val="ListBullet"/>
-        <w:numPr>
-          <w:ilvl w:val="0"/>
-          <w:numId w:val="1"/>
-        </w:numPr>
-        <w:rPr/>
-      </w:pPr>
-      <w:r>
-        <w:rPr/>
-        <w:t>Исходный код включён в сдачный архив; дополнительно создан git bundle `source_repository.bundle`. После публикации на GitHub/GitLab сюда можно вставить URL репозитория.</w:t>
+        <w:br/>
       </w:r>
     </w:p>
     <w:p>
@@ -1719,63 +1755,6 @@
                 <pic:pic xmlns:pic="http://schemas.openxmlformats.org/drawingml/2006/picture">
                   <pic:nvPicPr>
                     <pic:cNvPr id="1" name="Picture 1"/>
-                    <pic:cNvPicPr>
-                      <a:picLocks noChangeAspect="1" noChangeArrowheads="1"/>
-                    </pic:cNvPicPr>
-                  </pic:nvPicPr>
-                  <pic:blipFill>
-                    <a:blip r:embed="rId2"/>
-                    <a:stretch>
-                      <a:fillRect/>
-                    </a:stretch>
-                  </pic:blipFill>
-                  <pic:spPr bwMode="auto">
-                    <a:xfrm>
-                      <a:off x="0" y="0"/>
-                      <a:ext cx="5669280" cy="3779520"/>
-                    </a:xfrm>
-                    <a:prstGeom prst="rect">
-                      <a:avLst/>
-                    </a:prstGeom>
-                    <a:noFill/>
-                  </pic:spPr>
-                </pic:pic>
-              </a:graphicData>
-            </a:graphic>
-          </wp:inline>
-        </w:drawing>
-      </w:r>
-    </w:p>
-    <w:p>
-      <w:pPr>
-        <w:pStyle w:val="Normal"/>
-        <w:rPr/>
-      </w:pPr>
-      <w:r>
-        <w:rPr/>
-        <w:t>График времени поиска в log-log</w:t>
-      </w:r>
-    </w:p>
-    <w:p>
-      <w:pPr>
-        <w:pStyle w:val="Normal"/>
-        <w:rPr/>
-      </w:pPr>
-      <w:r>
-        <w:rPr/>
-        <w:drawing>
-          <wp:inline distT="0" distB="0" distL="0" distR="0">
-            <wp:extent cx="5669280" cy="3779520"/>
-            <wp:effectExtent l="0" t="0" r="0" b="0"/>
-            <wp:docPr id="2" name="Picture 2"/>
-            <wp:cNvGraphicFramePr>
-              <a:graphicFrameLocks xmlns:a="http://schemas.openxmlformats.org/drawingml/2006/main" noChangeAspect="1"/>
-            </wp:cNvGraphicFramePr>
-            <a:graphic xmlns:a="http://schemas.openxmlformats.org/drawingml/2006/main">
-              <a:graphicData uri="http://schemas.openxmlformats.org/drawingml/2006/picture">
-                <pic:pic xmlns:pic="http://schemas.openxmlformats.org/drawingml/2006/picture">
-                  <pic:nvPicPr>
-                    <pic:cNvPr id="2" name="Picture 2"/>
                     <pic:cNvPicPr>
                       <a:picLocks noChangeAspect="1" noChangeArrowheads="1"/>
                     </pic:cNvPicPr>
@@ -1810,7 +1789,7 @@
       </w:pPr>
       <w:r>
         <w:rPr/>
-        <w:t>График времени построения индексов</w:t>
+        <w:t>График времени поиска в log-log</w:t>
       </w:r>
     </w:p>
     <w:p>
@@ -1824,7 +1803,7 @@
           <wp:inline distT="0" distB="0" distL="0" distR="0">
             <wp:extent cx="5669280" cy="3779520"/>
             <wp:effectExtent l="0" t="0" r="0" b="0"/>
-            <wp:docPr id="3" name="Picture 3"/>
+            <wp:docPr id="2" name="Picture 2"/>
             <wp:cNvGraphicFramePr>
               <a:graphicFrameLocks xmlns:a="http://schemas.openxmlformats.org/drawingml/2006/main" noChangeAspect="1"/>
             </wp:cNvGraphicFramePr>
@@ -1832,7 +1811,7 @@
               <a:graphicData uri="http://schemas.openxmlformats.org/drawingml/2006/picture">
                 <pic:pic xmlns:pic="http://schemas.openxmlformats.org/drawingml/2006/picture">
                   <pic:nvPicPr>
-                    <pic:cNvPr id="3" name="Picture 3"/>
+                    <pic:cNvPr id="2" name="Picture 2"/>
                     <pic:cNvPicPr>
                       <a:picLocks noChangeAspect="1" noChangeArrowheads="1"/>
                     </pic:cNvPicPr>
@@ -1867,6 +1846,63 @@
       </w:pPr>
       <w:r>
         <w:rPr/>
+        <w:t>График времени построения индексов</w:t>
+      </w:r>
+    </w:p>
+    <w:p>
+      <w:pPr>
+        <w:pStyle w:val="Normal"/>
+        <w:rPr/>
+      </w:pPr>
+      <w:r>
+        <w:rPr/>
+        <w:drawing>
+          <wp:inline distT="0" distB="0" distL="0" distR="0">
+            <wp:extent cx="5669280" cy="3779520"/>
+            <wp:effectExtent l="0" t="0" r="0" b="0"/>
+            <wp:docPr id="3" name="Picture 3"/>
+            <wp:cNvGraphicFramePr>
+              <a:graphicFrameLocks xmlns:a="http://schemas.openxmlformats.org/drawingml/2006/main" noChangeAspect="1"/>
+            </wp:cNvGraphicFramePr>
+            <a:graphic xmlns:a="http://schemas.openxmlformats.org/drawingml/2006/main">
+              <a:graphicData uri="http://schemas.openxmlformats.org/drawingml/2006/picture">
+                <pic:pic xmlns:pic="http://schemas.openxmlformats.org/drawingml/2006/picture">
+                  <pic:nvPicPr>
+                    <pic:cNvPr id="3" name="Picture 3"/>
+                    <pic:cNvPicPr>
+                      <a:picLocks noChangeAspect="1" noChangeArrowheads="1"/>
+                    </pic:cNvPicPr>
+                  </pic:nvPicPr>
+                  <pic:blipFill>
+                    <a:blip r:embed="rId5"/>
+                    <a:stretch>
+                      <a:fillRect/>
+                    </a:stretch>
+                  </pic:blipFill>
+                  <pic:spPr bwMode="auto">
+                    <a:xfrm>
+                      <a:off x="0" y="0"/>
+                      <a:ext cx="5669280" cy="3779520"/>
+                    </a:xfrm>
+                    <a:prstGeom prst="rect">
+                      <a:avLst/>
+                    </a:prstGeom>
+                    <a:noFill/>
+                  </pic:spPr>
+                </pic:pic>
+              </a:graphicData>
+            </a:graphic>
+          </wp:inline>
+        </w:drawing>
+      </w:r>
+    </w:p>
+    <w:p>
+      <w:pPr>
+        <w:pStyle w:val="Normal"/>
+        <w:rPr/>
+      </w:pPr>
+      <w:r>
+        <w:rPr/>
         <w:t>Коллизии хэш-функции</w:t>
       </w:r>
     </w:p>
@@ -1899,7 +1935,7 @@
                     </pic:cNvPicPr>
                   </pic:nvPicPr>
                   <pic:blipFill>
-                    <a:blip r:embed="rId5"/>
+                    <a:blip r:embed="rId6"/>
                     <a:stretch>
                       <a:fillRect/>
                     </a:stretch>
@@ -1963,6 +1999,7 @@
         </w:tabs>
         <w:ind w:start="1080" w:hanging="360"/>
       </w:pPr>
+      <w:rPr/>
     </w:lvl>
     <w:lvl w:ilvl="2">
       <w:start w:val="1"/>
@@ -1975,6 +2012,7 @@
         </w:tabs>
         <w:ind w:start="1440" w:hanging="360"/>
       </w:pPr>
+      <w:rPr/>
     </w:lvl>
     <w:lvl w:ilvl="3">
       <w:start w:val="1"/>
@@ -1987,6 +2025,7 @@
         </w:tabs>
         <w:ind w:start="1800" w:hanging="360"/>
       </w:pPr>
+      <w:rPr/>
     </w:lvl>
     <w:lvl w:ilvl="4">
       <w:start w:val="1"/>
@@ -1999,6 +2038,7 @@
         </w:tabs>
         <w:ind w:start="2160" w:hanging="360"/>
       </w:pPr>
+      <w:rPr/>
     </w:lvl>
     <w:lvl w:ilvl="5">
       <w:start w:val="1"/>
@@ -2011,6 +2051,7 @@
         </w:tabs>
         <w:ind w:start="2520" w:hanging="360"/>
       </w:pPr>
+      <w:rPr/>
     </w:lvl>
     <w:lvl w:ilvl="6">
       <w:start w:val="1"/>
@@ -2023,6 +2064,7 @@
         </w:tabs>
         <w:ind w:start="2880" w:hanging="360"/>
       </w:pPr>
+      <w:rPr/>
     </w:lvl>
     <w:lvl w:ilvl="7">
       <w:start w:val="1"/>
@@ -2035,6 +2077,7 @@
         </w:tabs>
         <w:ind w:start="3240" w:hanging="360"/>
       </w:pPr>
+      <w:rPr/>
     </w:lvl>
     <w:lvl w:ilvl="8">
       <w:start w:val="1"/>
@@ -2047,6 +2090,7 @@
         </w:tabs>
         <w:ind w:start="3600" w:hanging="360"/>
       </w:pPr>
+      <w:rPr/>
     </w:lvl>
   </w:abstractNum>
   <w:abstractNum w:abstractNumId="2">
@@ -2076,6 +2120,7 @@
         </w:tabs>
         <w:ind w:start="1080" w:hanging="360"/>
       </w:pPr>
+      <w:rPr/>
     </w:lvl>
     <w:lvl w:ilvl="2">
       <w:start w:val="1"/>
@@ -2088,6 +2133,7 @@
         </w:tabs>
         <w:ind w:start="1440" w:hanging="360"/>
       </w:pPr>
+      <w:rPr/>
     </w:lvl>
     <w:lvl w:ilvl="3">
       <w:start w:val="1"/>
@@ -2100,6 +2146,7 @@
         </w:tabs>
         <w:ind w:start="1800" w:hanging="360"/>
       </w:pPr>
+      <w:rPr/>
     </w:lvl>
     <w:lvl w:ilvl="4">
       <w:start w:val="1"/>
@@ -2112,6 +2159,7 @@
         </w:tabs>
         <w:ind w:start="2160" w:hanging="360"/>
       </w:pPr>
+      <w:rPr/>
     </w:lvl>
     <w:lvl w:ilvl="5">
       <w:start w:val="1"/>
@@ -2124,6 +2172,7 @@
         </w:tabs>
         <w:ind w:start="2520" w:hanging="360"/>
       </w:pPr>
+      <w:rPr/>
     </w:lvl>
     <w:lvl w:ilvl="6">
       <w:start w:val="1"/>
@@ -2136,6 +2185,7 @@
         </w:tabs>
         <w:ind w:start="2880" w:hanging="360"/>
       </w:pPr>
+      <w:rPr/>
     </w:lvl>
     <w:lvl w:ilvl="7">
       <w:start w:val="1"/>
@@ -2148,6 +2198,7 @@
         </w:tabs>
         <w:ind w:start="3240" w:hanging="360"/>
       </w:pPr>
+      <w:rPr/>
     </w:lvl>
     <w:lvl w:ilvl="8">
       <w:start w:val="1"/>
@@ -2160,6 +2211,7 @@
         </w:tabs>
         <w:ind w:start="3600" w:hanging="360"/>
       </w:pPr>
+      <w:rPr/>
     </w:lvl>
   </w:abstractNum>
   <w:abstractNum w:abstractNumId="3">
@@ -2189,6 +2241,7 @@
         </w:tabs>
         <w:ind w:start="1080" w:hanging="360"/>
       </w:pPr>
+      <w:rPr/>
     </w:lvl>
     <w:lvl w:ilvl="2">
       <w:start w:val="1"/>
@@ -2201,6 +2254,7 @@
         </w:tabs>
         <w:ind w:start="1440" w:hanging="360"/>
       </w:pPr>
+      <w:rPr/>
     </w:lvl>
     <w:lvl w:ilvl="3">
       <w:start w:val="1"/>
@@ -2213,6 +2267,7 @@
         </w:tabs>
         <w:ind w:start="1800" w:hanging="360"/>
       </w:pPr>
+      <w:rPr/>
     </w:lvl>
     <w:lvl w:ilvl="4">
       <w:start w:val="1"/>
@@ -2225,6 +2280,7 @@
         </w:tabs>
         <w:ind w:start="2160" w:hanging="360"/>
       </w:pPr>
+      <w:rPr/>
     </w:lvl>
     <w:lvl w:ilvl="5">
       <w:start w:val="1"/>
@@ -2237,6 +2293,7 @@
         </w:tabs>
         <w:ind w:start="2520" w:hanging="360"/>
       </w:pPr>
+      <w:rPr/>
     </w:lvl>
     <w:lvl w:ilvl="6">
       <w:start w:val="1"/>
@@ -2249,6 +2306,7 @@
         </w:tabs>
         <w:ind w:start="2880" w:hanging="360"/>
       </w:pPr>
+      <w:rPr/>
     </w:lvl>
     <w:lvl w:ilvl="7">
       <w:start w:val="1"/>
@@ -2261,6 +2319,7 @@
         </w:tabs>
         <w:ind w:start="3240" w:hanging="360"/>
       </w:pPr>
+      <w:rPr/>
     </w:lvl>
     <w:lvl w:ilvl="8">
       <w:start w:val="1"/>
@@ -2273,6 +2332,7 @@
         </w:tabs>
         <w:ind w:start="3600" w:hanging="360"/>
       </w:pPr>
+      <w:rPr/>
     </w:lvl>
   </w:abstractNum>
   <w:abstractNum w:abstractNumId="4">
@@ -2300,6 +2360,7 @@
         </w:tabs>
         <w:ind w:start="1080" w:hanging="360"/>
       </w:pPr>
+      <w:rPr/>
     </w:lvl>
     <w:lvl w:ilvl="2">
       <w:start w:val="1"/>
@@ -2312,6 +2373,7 @@
         </w:tabs>
         <w:ind w:start="1440" w:hanging="360"/>
       </w:pPr>
+      <w:rPr/>
     </w:lvl>
     <w:lvl w:ilvl="3">
       <w:start w:val="1"/>
@@ -2324,6 +2386,7 @@
         </w:tabs>
         <w:ind w:start="1800" w:hanging="360"/>
       </w:pPr>
+      <w:rPr/>
     </w:lvl>
     <w:lvl w:ilvl="4">
       <w:start w:val="1"/>
@@ -2336,6 +2399,7 @@
         </w:tabs>
         <w:ind w:start="2160" w:hanging="360"/>
       </w:pPr>
+      <w:rPr/>
     </w:lvl>
     <w:lvl w:ilvl="5">
       <w:start w:val="1"/>
@@ -2348,6 +2412,7 @@
         </w:tabs>
         <w:ind w:start="2520" w:hanging="360"/>
       </w:pPr>
+      <w:rPr/>
     </w:lvl>
     <w:lvl w:ilvl="6">
       <w:start w:val="1"/>
@@ -2360,6 +2425,7 @@
         </w:tabs>
         <w:ind w:start="2880" w:hanging="360"/>
       </w:pPr>
+      <w:rPr/>
     </w:lvl>
     <w:lvl w:ilvl="7">
       <w:start w:val="1"/>
@@ -2372,6 +2438,7 @@
         </w:tabs>
         <w:ind w:start="3240" w:hanging="360"/>
       </w:pPr>
+      <w:rPr/>
     </w:lvl>
     <w:lvl w:ilvl="8">
       <w:start w:val="1"/>
@@ -2384,6 +2451,7 @@
         </w:tabs>
         <w:ind w:start="3600" w:hanging="360"/>
       </w:pPr>
+      <w:rPr/>
     </w:lvl>
   </w:abstractNum>
   <w:abstractNum w:abstractNumId="5">
@@ -2411,6 +2479,7 @@
         </w:tabs>
         <w:ind w:start="1080" w:hanging="360"/>
       </w:pPr>
+      <w:rPr/>
     </w:lvl>
     <w:lvl w:ilvl="2">
       <w:start w:val="1"/>
@@ -2423,6 +2492,7 @@
         </w:tabs>
         <w:ind w:start="1440" w:hanging="360"/>
       </w:pPr>
+      <w:rPr/>
     </w:lvl>
     <w:lvl w:ilvl="3">
       <w:start w:val="1"/>
@@ -2435,6 +2505,7 @@
         </w:tabs>
         <w:ind w:start="1800" w:hanging="360"/>
       </w:pPr>
+      <w:rPr/>
     </w:lvl>
     <w:lvl w:ilvl="4">
       <w:start w:val="1"/>
@@ -2447,6 +2518,7 @@
         </w:tabs>
         <w:ind w:start="2160" w:hanging="360"/>
       </w:pPr>
+      <w:rPr/>
     </w:lvl>
     <w:lvl w:ilvl="5">
       <w:start w:val="1"/>
@@ -2459,6 +2531,7 @@
         </w:tabs>
         <w:ind w:start="2520" w:hanging="360"/>
       </w:pPr>
+      <w:rPr/>
     </w:lvl>
     <w:lvl w:ilvl="6">
       <w:start w:val="1"/>
@@ -2471,6 +2544,7 @@
         </w:tabs>
         <w:ind w:start="2880" w:hanging="360"/>
       </w:pPr>
+      <w:rPr/>
     </w:lvl>
     <w:lvl w:ilvl="7">
       <w:start w:val="1"/>
@@ -2483,6 +2557,7 @@
         </w:tabs>
         <w:ind w:start="3240" w:hanging="360"/>
       </w:pPr>
+      <w:rPr/>
     </w:lvl>
     <w:lvl w:ilvl="8">
       <w:start w:val="1"/>
@@ -2495,6 +2570,7 @@
         </w:tabs>
         <w:ind w:start="3600" w:hanging="360"/>
       </w:pPr>
+      <w:rPr/>
     </w:lvl>
   </w:abstractNum>
   <w:abstractNum w:abstractNumId="6">
@@ -2522,6 +2598,7 @@
         </w:tabs>
         <w:ind w:start="1080" w:hanging="360"/>
       </w:pPr>
+      <w:rPr/>
     </w:lvl>
     <w:lvl w:ilvl="2">
       <w:start w:val="1"/>
@@ -2534,6 +2611,7 @@
         </w:tabs>
         <w:ind w:start="1440" w:hanging="360"/>
       </w:pPr>
+      <w:rPr/>
     </w:lvl>
     <w:lvl w:ilvl="3">
       <w:start w:val="1"/>
@@ -2546,6 +2624,7 @@
         </w:tabs>
         <w:ind w:start="1800" w:hanging="360"/>
       </w:pPr>
+      <w:rPr/>
     </w:lvl>
     <w:lvl w:ilvl="4">
       <w:start w:val="1"/>
@@ -2558,6 +2637,7 @@
         </w:tabs>
         <w:ind w:start="2160" w:hanging="360"/>
       </w:pPr>
+      <w:rPr/>
     </w:lvl>
     <w:lvl w:ilvl="5">
       <w:start w:val="1"/>
@@ -2570,6 +2650,7 @@
         </w:tabs>
         <w:ind w:start="2520" w:hanging="360"/>
       </w:pPr>
+      <w:rPr/>
     </w:lvl>
     <w:lvl w:ilvl="6">
       <w:start w:val="1"/>
@@ -2582,6 +2663,7 @@
         </w:tabs>
         <w:ind w:start="2880" w:hanging="360"/>
       </w:pPr>
+      <w:rPr/>
     </w:lvl>
     <w:lvl w:ilvl="7">
       <w:start w:val="1"/>
@@ -2594,6 +2676,7 @@
         </w:tabs>
         <w:ind w:start="3240" w:hanging="360"/>
       </w:pPr>
+      <w:rPr/>
     </w:lvl>
     <w:lvl w:ilvl="8">
       <w:start w:val="1"/>
@@ -2606,6 +2689,7 @@
         </w:tabs>
         <w:ind w:start="3600" w:hanging="360"/>
       </w:pPr>
+      <w:rPr/>
     </w:lvl>
   </w:abstractNum>
   <w:abstractNum w:abstractNumId="7">
@@ -2756,7 +2840,7 @@
   <w:docDefaults>
     <w:rPrDefault>
       <w:rPr>
-        <w:rFonts w:ascii="Cambria" w:hAnsi="Cambria" w:eastAsia="ＭＳ 明朝" w:cs="" w:asciiTheme="minorHAnsi" w:cstheme="minorBidi" w:eastAsiaTheme="minorEastAsia" w:hAnsiTheme="minorHAnsi"/>
+        <w:rFonts w:ascii="Cambria" w:hAnsi="Cambria" w:eastAsia="" w:cs="" w:asciiTheme="minorHAnsi" w:cstheme="minorBidi" w:eastAsiaTheme="minorEastAsia" w:hAnsiTheme="minorHAnsi"/>
         <w:sz w:val="22"/>
         <w:szCs w:val="22"/>
         <w:lang w:val="en-US" w:eastAsia="en-US" w:bidi="ar-SA"/>
@@ -2913,12 +2997,13 @@
     <w:rsid w:val="00fc693f"/>
     <w:pPr>
       <w:widowControl/>
+      <w:suppressAutoHyphens w:val="true"/>
       <w:bidi w:val="0"/>
       <w:spacing w:lineRule="auto" w:line="276" w:before="0" w:after="200"/>
       <w:jc w:val="start"/>
     </w:pPr>
     <w:rPr>
-      <w:rFonts w:ascii="Cambria" w:hAnsi="Cambria" w:eastAsia="ＭＳ 明朝" w:cs="" w:asciiTheme="minorHAnsi" w:cstheme="minorBidi" w:eastAsiaTheme="minorEastAsia" w:hAnsiTheme="minorHAnsi"/>
+      <w:rFonts w:ascii="Cambria" w:hAnsi="Cambria" w:eastAsia="" w:cs="" w:asciiTheme="minorHAnsi" w:cstheme="minorBidi" w:eastAsiaTheme="minorEastAsia" w:hAnsiTheme="minorHAnsi"/>
       <w:color w:val="auto"/>
       <w:kern w:val="0"/>
       <w:sz w:val="22"/>
@@ -2941,7 +3026,7 @@
       <w:outlineLvl w:val="0"/>
     </w:pPr>
     <w:rPr>
-      <w:rFonts w:ascii="Calibri" w:hAnsi="Calibri" w:eastAsia="ＭＳ ゴシック" w:cs="" w:asciiTheme="majorHAnsi" w:cstheme="majorBidi" w:eastAsiaTheme="majorEastAsia" w:hAnsiTheme="majorHAnsi"/>
+      <w:rFonts w:ascii="Calibri" w:hAnsi="Calibri" w:eastAsia="" w:cs="" w:asciiTheme="majorHAnsi" w:cstheme="majorBidi" w:eastAsiaTheme="majorEastAsia" w:hAnsiTheme="majorHAnsi"/>
       <w:b/>
       <w:bCs/>
       <w:color w:themeColor="accent1" w:themeShade="bf" w:val="365F91"/>
@@ -2965,7 +3050,7 @@
       <w:outlineLvl w:val="1"/>
     </w:pPr>
     <w:rPr>
-      <w:rFonts w:ascii="Calibri" w:hAnsi="Calibri" w:eastAsia="ＭＳ ゴシック" w:cs="" w:asciiTheme="majorHAnsi" w:cstheme="majorBidi" w:eastAsiaTheme="majorEastAsia" w:hAnsiTheme="majorHAnsi"/>
+      <w:rFonts w:ascii="Calibri" w:hAnsi="Calibri" w:eastAsia="" w:cs="" w:asciiTheme="majorHAnsi" w:cstheme="majorBidi" w:eastAsiaTheme="majorEastAsia" w:hAnsiTheme="majorHAnsi"/>
       <w:b/>
       <w:bCs/>
       <w:color w:themeColor="accent1" w:val="4F81BD"/>
@@ -2989,7 +3074,7 @@
       <w:outlineLvl w:val="2"/>
     </w:pPr>
     <w:rPr>
-      <w:rFonts w:ascii="Calibri" w:hAnsi="Calibri" w:eastAsia="ＭＳ ゴシック" w:cs="" w:asciiTheme="majorHAnsi" w:cstheme="majorBidi" w:eastAsiaTheme="majorEastAsia" w:hAnsiTheme="majorHAnsi"/>
+      <w:rFonts w:ascii="Calibri" w:hAnsi="Calibri" w:eastAsia="" w:cs="" w:asciiTheme="majorHAnsi" w:cstheme="majorBidi" w:eastAsiaTheme="majorEastAsia" w:hAnsiTheme="majorHAnsi"/>
       <w:b/>
       <w:bCs/>
       <w:color w:themeColor="accent1" w:val="4F81BD"/>
@@ -3012,7 +3097,7 @@
       <w:outlineLvl w:val="3"/>
     </w:pPr>
     <w:rPr>
-      <w:rFonts w:ascii="Calibri" w:hAnsi="Calibri" w:eastAsia="ＭＳ ゴシック" w:cs="" w:asciiTheme="majorHAnsi" w:cstheme="majorBidi" w:eastAsiaTheme="majorEastAsia" w:hAnsiTheme="majorHAnsi"/>
+      <w:rFonts w:ascii="Calibri" w:hAnsi="Calibri" w:eastAsia="" w:cs="" w:asciiTheme="majorHAnsi" w:cstheme="majorBidi" w:eastAsiaTheme="majorEastAsia" w:hAnsiTheme="majorHAnsi"/>
       <w:b/>
       <w:bCs/>
       <w:i/>
@@ -3037,7 +3122,7 @@
       <w:outlineLvl w:val="4"/>
     </w:pPr>
     <w:rPr>
-      <w:rFonts w:ascii="Calibri" w:hAnsi="Calibri" w:eastAsia="ＭＳ ゴシック" w:cs="" w:asciiTheme="majorHAnsi" w:cstheme="majorBidi" w:eastAsiaTheme="majorEastAsia" w:hAnsiTheme="majorHAnsi"/>
+      <w:rFonts w:ascii="Calibri" w:hAnsi="Calibri" w:eastAsia="" w:cs="" w:asciiTheme="majorHAnsi" w:cstheme="majorBidi" w:eastAsiaTheme="majorEastAsia" w:hAnsiTheme="majorHAnsi"/>
       <w:color w:themeColor="accent1" w:themeShade="7f" w:val="243F60"/>
     </w:rPr>
   </w:style>
@@ -3058,7 +3143,7 @@
       <w:outlineLvl w:val="5"/>
     </w:pPr>
     <w:rPr>
-      <w:rFonts w:ascii="Calibri" w:hAnsi="Calibri" w:eastAsia="ＭＳ ゴシック" w:cs="" w:asciiTheme="majorHAnsi" w:cstheme="majorBidi" w:eastAsiaTheme="majorEastAsia" w:hAnsiTheme="majorHAnsi"/>
+      <w:rFonts w:ascii="Calibri" w:hAnsi="Calibri" w:eastAsia="" w:cs="" w:asciiTheme="majorHAnsi" w:cstheme="majorBidi" w:eastAsiaTheme="majorEastAsia" w:hAnsiTheme="majorHAnsi"/>
       <w:i/>
       <w:iCs/>
       <w:color w:themeColor="accent1" w:themeShade="7f" w:val="243F60"/>
@@ -3081,7 +3166,7 @@
       <w:outlineLvl w:val="6"/>
     </w:pPr>
     <w:rPr>
-      <w:rFonts w:ascii="Calibri" w:hAnsi="Calibri" w:eastAsia="ＭＳ ゴシック" w:cs="" w:asciiTheme="majorHAnsi" w:cstheme="majorBidi" w:eastAsiaTheme="majorEastAsia" w:hAnsiTheme="majorHAnsi"/>
+      <w:rFonts w:ascii="Calibri" w:hAnsi="Calibri" w:eastAsia="" w:cs="" w:asciiTheme="majorHAnsi" w:cstheme="majorBidi" w:eastAsiaTheme="majorEastAsia" w:hAnsiTheme="majorHAnsi"/>
       <w:i/>
       <w:iCs/>
       <w:color w:themeColor="text1" w:themeTint="bf" w:val="404040"/>
@@ -3104,7 +3189,7 @@
       <w:outlineLvl w:val="7"/>
     </w:pPr>
     <w:rPr>
-      <w:rFonts w:ascii="Calibri" w:hAnsi="Calibri" w:eastAsia="ＭＳ ゴシック" w:cs="" w:asciiTheme="majorHAnsi" w:cstheme="majorBidi" w:eastAsiaTheme="majorEastAsia" w:hAnsiTheme="majorHAnsi"/>
+      <w:rFonts w:ascii="Calibri" w:hAnsi="Calibri" w:eastAsia="" w:cs="" w:asciiTheme="majorHAnsi" w:cstheme="majorBidi" w:eastAsiaTheme="majorEastAsia" w:hAnsiTheme="majorHAnsi"/>
       <w:color w:themeColor="accent1" w:val="4F81BD"/>
       <w:sz w:val="20"/>
       <w:szCs w:val="20"/>
@@ -3127,7 +3212,7 @@
       <w:outlineLvl w:val="8"/>
     </w:pPr>
     <w:rPr>
-      <w:rFonts w:ascii="Calibri" w:hAnsi="Calibri" w:eastAsia="ＭＳ ゴシック" w:cs="" w:asciiTheme="majorHAnsi" w:cstheme="majorBidi" w:eastAsiaTheme="majorEastAsia" w:hAnsiTheme="majorHAnsi"/>
+      <w:rFonts w:ascii="Calibri" w:hAnsi="Calibri" w:eastAsia="" w:cs="" w:asciiTheme="majorHAnsi" w:cstheme="majorBidi" w:eastAsiaTheme="majorEastAsia" w:hAnsiTheme="majorHAnsi"/>
       <w:i/>
       <w:iCs/>
       <w:color w:themeColor="text1" w:themeTint="bf" w:val="404040"/>
@@ -3166,7 +3251,7 @@
     <w:qFormat/>
     <w:rsid w:val="00fc693f"/>
     <w:rPr>
-      <w:rFonts w:ascii="Calibri" w:hAnsi="Calibri" w:eastAsia="ＭＳ ゴシック" w:cs="" w:asciiTheme="majorHAnsi" w:cstheme="majorBidi" w:eastAsiaTheme="majorEastAsia" w:hAnsiTheme="majorHAnsi"/>
+      <w:rFonts w:ascii="Calibri" w:hAnsi="Calibri" w:eastAsia="" w:cs="" w:asciiTheme="majorHAnsi" w:cstheme="majorBidi" w:eastAsiaTheme="majorEastAsia" w:hAnsiTheme="majorHAnsi"/>
       <w:b/>
       <w:bCs/>
       <w:color w:themeColor="accent1" w:themeShade="bf" w:val="365F91"/>
@@ -3181,7 +3266,7 @@
     <w:qFormat/>
     <w:rsid w:val="00fc693f"/>
     <w:rPr>
-      <w:rFonts w:ascii="Calibri" w:hAnsi="Calibri" w:eastAsia="ＭＳ ゴシック" w:cs="" w:asciiTheme="majorHAnsi" w:cstheme="majorBidi" w:eastAsiaTheme="majorEastAsia" w:hAnsiTheme="majorHAnsi"/>
+      <w:rFonts w:ascii="Calibri" w:hAnsi="Calibri" w:eastAsia="" w:cs="" w:asciiTheme="majorHAnsi" w:cstheme="majorBidi" w:eastAsiaTheme="majorEastAsia" w:hAnsiTheme="majorHAnsi"/>
       <w:b/>
       <w:bCs/>
       <w:color w:themeColor="accent1" w:val="4F81BD"/>
@@ -3196,7 +3281,7 @@
     <w:qFormat/>
     <w:rsid w:val="00fc693f"/>
     <w:rPr>
-      <w:rFonts w:ascii="Calibri" w:hAnsi="Calibri" w:eastAsia="ＭＳ ゴシック" w:cs="" w:asciiTheme="majorHAnsi" w:cstheme="majorBidi" w:eastAsiaTheme="majorEastAsia" w:hAnsiTheme="majorHAnsi"/>
+      <w:rFonts w:ascii="Calibri" w:hAnsi="Calibri" w:eastAsia="" w:cs="" w:asciiTheme="majorHAnsi" w:cstheme="majorBidi" w:eastAsiaTheme="majorEastAsia" w:hAnsiTheme="majorHAnsi"/>
       <w:b/>
       <w:bCs/>
       <w:color w:themeColor="accent1" w:val="4F81BD"/>
@@ -3209,7 +3294,7 @@
     <w:qFormat/>
     <w:rsid w:val="00fc693f"/>
     <w:rPr>
-      <w:rFonts w:ascii="Calibri" w:hAnsi="Calibri" w:eastAsia="ＭＳ ゴシック" w:cs="" w:asciiTheme="majorHAnsi" w:cstheme="majorBidi" w:eastAsiaTheme="majorEastAsia" w:hAnsiTheme="majorHAnsi"/>
+      <w:rFonts w:ascii="Calibri" w:hAnsi="Calibri" w:eastAsia="" w:cs="" w:asciiTheme="majorHAnsi" w:cstheme="majorBidi" w:eastAsiaTheme="majorEastAsia" w:hAnsiTheme="majorHAnsi"/>
       <w:color w:themeColor="text2" w:themeShade="bf" w:val="17365D"/>
       <w:spacing w:val="5"/>
       <w:kern w:val="2"/>
@@ -3224,7 +3309,7 @@
     <w:qFormat/>
     <w:rsid w:val="00fc693f"/>
     <w:rPr>
-      <w:rFonts w:ascii="Calibri" w:hAnsi="Calibri" w:eastAsia="ＭＳ ゴシック" w:cs="" w:asciiTheme="majorHAnsi" w:cstheme="majorBidi" w:eastAsiaTheme="majorEastAsia" w:hAnsiTheme="majorHAnsi"/>
+      <w:rFonts w:ascii="Calibri" w:hAnsi="Calibri" w:eastAsia="" w:cs="" w:asciiTheme="majorHAnsi" w:cstheme="majorBidi" w:eastAsiaTheme="majorEastAsia" w:hAnsiTheme="majorHAnsi"/>
       <w:i/>
       <w:iCs/>
       <w:color w:themeColor="accent1" w:val="4F81BD"/>
@@ -3296,7 +3381,7 @@
     <w:qFormat/>
     <w:rsid w:val="00fc693f"/>
     <w:rPr>
-      <w:rFonts w:ascii="Calibri" w:hAnsi="Calibri" w:eastAsia="ＭＳ ゴシック" w:cs="" w:asciiTheme="majorHAnsi" w:cstheme="majorBidi" w:eastAsiaTheme="majorEastAsia" w:hAnsiTheme="majorHAnsi"/>
+      <w:rFonts w:ascii="Calibri" w:hAnsi="Calibri" w:eastAsia="" w:cs="" w:asciiTheme="majorHAnsi" w:cstheme="majorBidi" w:eastAsiaTheme="majorEastAsia" w:hAnsiTheme="majorHAnsi"/>
       <w:b/>
       <w:bCs/>
       <w:i/>
@@ -3312,7 +3397,7 @@
     <w:qFormat/>
     <w:rsid w:val="00fc693f"/>
     <w:rPr>
-      <w:rFonts w:ascii="Calibri" w:hAnsi="Calibri" w:eastAsia="ＭＳ ゴシック" w:cs="" w:asciiTheme="majorHAnsi" w:cstheme="majorBidi" w:eastAsiaTheme="majorEastAsia" w:hAnsiTheme="majorHAnsi"/>
+      <w:rFonts w:ascii="Calibri" w:hAnsi="Calibri" w:eastAsia="" w:cs="" w:asciiTheme="majorHAnsi" w:cstheme="majorBidi" w:eastAsiaTheme="majorEastAsia" w:hAnsiTheme="majorHAnsi"/>
       <w:color w:themeColor="accent1" w:themeShade="7f" w:val="243F60"/>
     </w:rPr>
   </w:style>
@@ -3324,7 +3409,7 @@
     <w:qFormat/>
     <w:rsid w:val="00fc693f"/>
     <w:rPr>
-      <w:rFonts w:ascii="Calibri" w:hAnsi="Calibri" w:eastAsia="ＭＳ ゴシック" w:cs="" w:asciiTheme="majorHAnsi" w:cstheme="majorBidi" w:eastAsiaTheme="majorEastAsia" w:hAnsiTheme="majorHAnsi"/>
+      <w:rFonts w:ascii="Calibri" w:hAnsi="Calibri" w:eastAsia="" w:cs="" w:asciiTheme="majorHAnsi" w:cstheme="majorBidi" w:eastAsiaTheme="majorEastAsia" w:hAnsiTheme="majorHAnsi"/>
       <w:i/>
       <w:iCs/>
       <w:color w:themeColor="accent1" w:themeShade="7f" w:val="243F60"/>
@@ -3338,7 +3423,7 @@
     <w:qFormat/>
     <w:rsid w:val="00fc693f"/>
     <w:rPr>
-      <w:rFonts w:ascii="Calibri" w:hAnsi="Calibri" w:eastAsia="ＭＳ ゴシック" w:cs="" w:asciiTheme="majorHAnsi" w:cstheme="majorBidi" w:eastAsiaTheme="majorEastAsia" w:hAnsiTheme="majorHAnsi"/>
+      <w:rFonts w:ascii="Calibri" w:hAnsi="Calibri" w:eastAsia="" w:cs="" w:asciiTheme="majorHAnsi" w:cstheme="majorBidi" w:eastAsiaTheme="majorEastAsia" w:hAnsiTheme="majorHAnsi"/>
       <w:i/>
       <w:iCs/>
       <w:color w:themeColor="text1" w:themeTint="bf" w:val="404040"/>
@@ -3352,7 +3437,7 @@
     <w:qFormat/>
     <w:rsid w:val="00fc693f"/>
     <w:rPr>
-      <w:rFonts w:ascii="Calibri" w:hAnsi="Calibri" w:eastAsia="ＭＳ ゴシック" w:cs="" w:asciiTheme="majorHAnsi" w:cstheme="majorBidi" w:eastAsiaTheme="majorEastAsia" w:hAnsiTheme="majorHAnsi"/>
+      <w:rFonts w:ascii="Calibri" w:hAnsi="Calibri" w:eastAsia="" w:cs="" w:asciiTheme="majorHAnsi" w:cstheme="majorBidi" w:eastAsiaTheme="majorEastAsia" w:hAnsiTheme="majorHAnsi"/>
       <w:color w:themeColor="accent1" w:val="4F81BD"/>
       <w:sz w:val="20"/>
       <w:szCs w:val="20"/>
@@ -3366,7 +3451,7 @@
     <w:qFormat/>
     <w:rsid w:val="00fc693f"/>
     <w:rPr>
-      <w:rFonts w:ascii="Calibri" w:hAnsi="Calibri" w:eastAsia="ＭＳ ゴシック" w:cs="" w:asciiTheme="majorHAnsi" w:cstheme="majorBidi" w:eastAsiaTheme="majorEastAsia" w:hAnsiTheme="majorHAnsi"/>
+      <w:rFonts w:ascii="Calibri" w:hAnsi="Calibri" w:eastAsia="" w:cs="" w:asciiTheme="majorHAnsi" w:cstheme="majorBidi" w:eastAsiaTheme="majorEastAsia" w:hAnsiTheme="majorHAnsi"/>
       <w:i/>
       <w:iCs/>
       <w:color w:themeColor="text1" w:themeTint="bf" w:val="404040"/>
@@ -3475,6 +3560,20 @@
       <w:bCs/>
       <w:smallCaps/>
       <w:spacing w:val="5"/>
+    </w:rPr>
+  </w:style>
+  <w:style w:type="character" w:styleId="Hyperlink">
+    <w:name w:val="Hyperlink"/>
+    <w:rPr>
+      <w:color w:val="000080"/>
+      <w:u w:val="single"/>
+    </w:rPr>
+  </w:style>
+  <w:style w:type="character" w:styleId="FollowedHyperlink">
+    <w:name w:val="FollowedHyperlink"/>
+    <w:rPr>
+      <w:color w:val="800000"/>
+      <w:u w:val="single"/>
     </w:rPr>
   </w:style>
   <w:style w:type="paragraph" w:styleId="Style5">
@@ -3548,6 +3647,39 @@
       <w:rFonts w:cs="Lucida Sans"/>
     </w:rPr>
   </w:style>
+  <w:style w:type="paragraph" w:styleId="user">
+    <w:name w:val="Заголовок (user)"/>
+    <w:basedOn w:val="Normal"/>
+    <w:next w:val="BodyText"/>
+    <w:qFormat/>
+    <w:pPr>
+      <w:keepNext w:val="true"/>
+      <w:spacing w:before="240" w:after="120"/>
+    </w:pPr>
+    <w:rPr>
+      <w:rFonts w:ascii="Liberation Sans" w:hAnsi="Liberation Sans" w:eastAsia="Microsoft YaHei" w:cs="Lucida Sans"/>
+      <w:sz w:val="28"/>
+      <w:szCs w:val="28"/>
+    </w:rPr>
+  </w:style>
+  <w:style w:type="paragraph" w:styleId="user1">
+    <w:name w:val="Указатель (user)"/>
+    <w:basedOn w:val="Normal"/>
+    <w:qFormat/>
+    <w:pPr>
+      <w:suppressLineNumbers/>
+    </w:pPr>
+    <w:rPr>
+      <w:rFonts w:cs="Lucida Sans"/>
+    </w:rPr>
+  </w:style>
+  <w:style w:type="paragraph" w:styleId="user2">
+    <w:name w:val="Колонтитулы (user)"/>
+    <w:basedOn w:val="Normal"/>
+    <w:qFormat/>
+    <w:pPr/>
+    <w:rPr/>
+  </w:style>
   <w:style w:type="paragraph" w:styleId="Style7">
     <w:name w:val="Колонтитулы"/>
     <w:basedOn w:val="Normal"/>
@@ -3596,12 +3728,13 @@
     <w:rsid w:val="00fc693f"/>
     <w:pPr>
       <w:widowControl/>
+      <w:suppressAutoHyphens w:val="true"/>
       <w:bidi w:val="0"/>
       <w:spacing w:lineRule="auto" w:line="240" w:before="0" w:after="0"/>
       <w:jc w:val="start"/>
     </w:pPr>
     <w:rPr>
-      <w:rFonts w:ascii="Cambria" w:hAnsi="Cambria" w:eastAsia="ＭＳ 明朝" w:cs="" w:asciiTheme="minorHAnsi" w:cstheme="minorBidi" w:eastAsiaTheme="minorEastAsia" w:hAnsiTheme="minorHAnsi"/>
+      <w:rFonts w:ascii="Cambria" w:hAnsi="Cambria" w:eastAsia="" w:cs="" w:asciiTheme="minorHAnsi" w:cstheme="minorBidi" w:eastAsiaTheme="minorEastAsia" w:hAnsiTheme="minorHAnsi"/>
       <w:color w:val="auto"/>
       <w:kern w:val="0"/>
       <w:sz w:val="22"/>
@@ -3625,7 +3758,7 @@
       <w:contextualSpacing/>
     </w:pPr>
     <w:rPr>
-      <w:rFonts w:ascii="Calibri" w:hAnsi="Calibri" w:eastAsia="ＭＳ ゴシック" w:cs="" w:asciiTheme="majorHAnsi" w:cstheme="majorBidi" w:eastAsiaTheme="majorEastAsia" w:hAnsiTheme="majorHAnsi"/>
+      <w:rFonts w:ascii="Calibri" w:hAnsi="Calibri" w:eastAsia="" w:cs="" w:asciiTheme="majorHAnsi" w:cstheme="majorBidi" w:eastAsiaTheme="majorEastAsia" w:hAnsiTheme="majorHAnsi"/>
       <w:color w:themeColor="text2" w:themeShade="bf" w:val="17365D"/>
       <w:spacing w:val="5"/>
       <w:kern w:val="2"/>
@@ -3643,7 +3776,7 @@
     <w:rsid w:val="00fc693f"/>
     <w:pPr/>
     <w:rPr>
-      <w:rFonts w:ascii="Calibri" w:hAnsi="Calibri" w:eastAsia="ＭＳ ゴシック" w:cs="" w:asciiTheme="majorHAnsi" w:cstheme="majorBidi" w:eastAsiaTheme="majorEastAsia" w:hAnsiTheme="majorHAnsi"/>
+      <w:rFonts w:ascii="Calibri" w:hAnsi="Calibri" w:eastAsia="" w:cs="" w:asciiTheme="majorHAnsi" w:cstheme="majorBidi" w:eastAsiaTheme="majorEastAsia" w:hAnsiTheme="majorHAnsi"/>
       <w:i/>
       <w:iCs/>
       <w:color w:themeColor="accent1" w:val="4F81BD"/>
@@ -3876,12 +4009,13 @@
         <w:tab w:val="left" w:pos="3456" w:leader="none"/>
         <w:tab w:val="left" w:pos="4032" w:leader="none"/>
       </w:tabs>
+      <w:suppressAutoHyphens w:val="true"/>
       <w:bidi w:val="0"/>
       <w:spacing w:lineRule="auto" w:line="276" w:before="0" w:after="200"/>
       <w:jc w:val="start"/>
     </w:pPr>
     <w:rPr>
-      <w:rFonts w:ascii="Courier" w:hAnsi="Courier" w:eastAsia="ＭＳ 明朝" w:cs="" w:cstheme="minorBidi" w:eastAsiaTheme="minorEastAsia"/>
+      <w:rFonts w:ascii="Courier" w:hAnsi="Courier" w:eastAsia="" w:cs="" w:cstheme="minorBidi" w:eastAsiaTheme="minorEastAsia"/>
       <w:color w:val="auto"/>
       <w:kern w:val="0"/>
       <w:sz w:val="20"/>
@@ -3929,7 +4063,7 @@
   </w:style>
   <w:style w:type="paragraph" w:styleId="IndexHeading">
     <w:name w:val="index heading"/>
-    <w:basedOn w:val="Style5"/>
+    <w:basedOn w:val="user"/>
     <w:pPr/>
     <w:rPr/>
   </w:style>
@@ -3947,8 +4081,8 @@
     </w:pPr>
     <w:rPr/>
   </w:style>
-  <w:style w:type="numbering" w:styleId="Style8" w:default="1">
-    <w:name w:val="Без списка"/>
+  <w:style w:type="numbering" w:styleId="user3" w:default="1">
+    <w:name w:val="Без списка (user)"/>
     <w:uiPriority w:val="99"/>
     <w:semiHidden/>
     <w:unhideWhenUsed/>
@@ -7079,7 +7213,6 @@
       <w:pPr>
         <w:spacing w:before="0" w:after="0" w:line="240" w:lineRule="auto"/>
       </w:pPr>
-      <w:rPr/>
       <w:tblPr/>
       <w:tcPr>
         <w:tcBorders>
@@ -7225,7 +7358,6 @@
       <w:pPr>
         <w:spacing w:before="0" w:after="0" w:line="240" w:lineRule="auto"/>
       </w:pPr>
-      <w:rPr/>
       <w:tblPr/>
       <w:tcPr>
         <w:tcBorders>
@@ -7371,7 +7503,6 @@
       <w:pPr>
         <w:spacing w:before="0" w:after="0" w:line="240" w:lineRule="auto"/>
       </w:pPr>
-      <w:rPr/>
       <w:tblPr/>
       <w:tcPr>
         <w:tcBorders>
@@ -7517,7 +7648,6 @@
       <w:pPr>
         <w:spacing w:before="0" w:after="0" w:line="240" w:lineRule="auto"/>
       </w:pPr>
-      <w:rPr/>
       <w:tblPr/>
       <w:tcPr>
         <w:tcBorders>
@@ -7663,7 +7793,6 @@
       <w:pPr>
         <w:spacing w:before="0" w:after="0" w:line="240" w:lineRule="auto"/>
       </w:pPr>
-      <w:rPr/>
       <w:tblPr/>
       <w:tcPr>
         <w:tcBorders>
@@ -7809,7 +7938,6 @@
       <w:pPr>
         <w:spacing w:before="0" w:after="0" w:line="240" w:lineRule="auto"/>
       </w:pPr>
-      <w:rPr/>
       <w:tblPr/>
       <w:tcPr>
         <w:tcBorders>
@@ -7955,7 +8083,6 @@
       <w:pPr>
         <w:spacing w:before="0" w:after="0" w:line="240" w:lineRule="auto"/>
       </w:pPr>
-      <w:rPr/>
       <w:tblPr/>
       <w:tcPr>
         <w:tcBorders>
